--- a/plantillas_maestras/01_seguro_vehicular/materia_general_asegurativa/2_o_mas_ddos_varios/mujer/TPL_1036_2025_SEGURO_VEHICULAR_MATERIA_GENERAL_ASEGURATIVA_ASEGURADORA_MUJER_R1.docx
+++ b/plantillas_maestras/01_seguro_vehicular/materia_general_asegurativa/2_o_mas_ddos_varios/mujer/TPL_1036_2025_SEGURO_VEHICULAR_MATERIA_GENERAL_ASEGURATIVA_ASEGURADORA_MUJER_R1.docx
@@ -22,7 +22,7 @@
           <w:b/>
           <w:bCs/>
         </w:rPr>
-        <w:t>EXPEDIENTE N°</w:t>
+        <w:t>EXPEDIENTE </w:t>
       </w:r>
       <w:r>
         <w:rPr>
@@ -205,7 +205,7 @@
           <w:rFonts w:ascii="Arial Narrow" w:eastAsia="Arial Narrow" w:hAnsi="Arial Narrow" w:cs="Arial Narrow"/>
           <w:b/>
         </w:rPr>
-        <w:t>RESOLUCIÓN N°</w:t>
+        <w:t>RESOLUCIÓN </w:t>
       </w:r>
       <w:r>
         <w:rPr>
@@ -462,7 +462,7 @@
           <w:sz w:val="22"/>
           <w:szCs w:val="22"/>
         </w:rPr>
-        <w:t>El artículo 124° del Texto Único Ordenado de la Ley de Procedimiento Administrativo General, establece los requisitos que deberán contener los escritos</w:t>
+        <w:t>El artículo 124 del Texto Único Ordenado de la Ley de Procedimiento Administrativo General, establece los requisitos que deberán contener los escritos</w:t>
       </w:r>
       <w:r>
         <w:rPr>
@@ -533,7 +533,7 @@
           <w:sz w:val="22"/>
           <w:szCs w:val="22"/>
         </w:rPr>
-        <w:t>que, de acuerdo con el inciso d) del Artículo 24° de la Ley de Facultades, Normas y Organización del Indecopi, aprobada por Decreto Legislativo 807, la Secretaría Técnica cuenta con la facultad para efectuar todas las notificaciones relativas a la tramitación del procedimiento</w:t>
+        <w:t>que, de acuerdo con el inciso d) del Artículo 24 de la Ley de Facultades, Normas y Organización del Indecopi, aprobada por Decreto Legislativo 807, la Secretaría Técnica cuenta con la facultad para efectuar todas las notificaciones relativas a la tramitación del procedimiento</w:t>
       </w:r>
       <w:r>
         <w:rPr>
@@ -711,7 +711,7 @@
           <w:sz w:val="22"/>
           <w:szCs w:val="22"/>
         </w:rPr>
-        <w:t>e acuerdo al inciso 3.2 del numeral 3 Directiva Nº 001-2008/TRI-INDECOPI, Directiva sobre confidencialidad de la información en los Procedimientos seguidos por los Órganos Funcionales del Indecopi; el solicitante de la confidencialidad de la información deberá cumplir, entre otros, con lo siguiente: (a) justificar su solicitud; (b) presentar un “resumen no confidencial”; y, (c) señalar el plazo por el cual se solicita el tratamiento confidencial de la información presentada</w:t>
+        <w:t>e acuerdo al inciso 3.2 del numeral 3 Directiva 001-2008/TRI-INDECOPI, Directiva sobre confidencialidad de la información en los Procedimientos seguidos por los Órganos Funcionales del Indecopi; el solicitante de la confidencialidad de la información deberá cumplir, entre otros, con lo siguiente: (a) justificar su solicitud; (b) presentar un “resumen no confidencial”; y, (c) señalar el plazo por el cual se solicita el tratamiento confidencial de la información presentada</w:t>
       </w:r>
       <w:r>
         <w:rPr>
@@ -791,7 +791,7 @@
           <w:sz w:val="22"/>
           <w:szCs w:val="22"/>
         </w:rPr>
-        <w:t>e acuerdo con el inciso 7.1.3 del numeral 7.1 del acápite 7 Directiva Nº 001-2025-GEG/INDECOPI, Directiva que regula la tramitación del expediente electrónico del Instituto Nacional de Defensa de la Competencia y de la Protección de la Propiedad Intelectual-Indecopi; el solicitante debe señalar de manera expresa la confidencialidad y adjuntar el archivo de manera independiente</w:t>
+        <w:t>e acuerdo con el inciso 7.1.3 del numeral 7.1 del acápite 7 Directiva 001-2025-GEG/INDECOPI, Directiva que regula la tramitación del expediente electrónico del Instituto Nacional de Defensa de la Competencia y de la Protección de la Propiedad Intelectual-Indecopi; el solicitante debe señalar de manera expresa la confidencialidad y adjuntar el archivo de manera independiente</w:t>
       </w:r>
       <w:r>
         <w:rPr>
@@ -871,7 +871,7 @@
           <w:sz w:val="22"/>
           <w:szCs w:val="22"/>
         </w:rPr>
-        <w:t>Directiva Nº 001-2008/TRI-INDECOPI</w:t>
+        <w:t>Directiva 001-2008/TRI-INDECOPI</w:t>
       </w:r>
       <w:r>
         <w:rPr>
@@ -1038,7 +1038,7 @@
           <w:rFonts w:ascii="Arial Narrow" w:hAnsi="Arial Narrow" w:cs="Segoe UI"/>
           <w:lang w:val="es-ES"/>
         </w:rPr>
-        <w:t>de acuerdo a la Directiva Nº 001-2025-GEG/INDECOPI</w:t>
+        <w:t>de acuerdo a la Directiva 001-2025-GEG/INDECOPI</w:t>
       </w:r>
       <w:r>
         <w:rPr>
@@ -1165,7 +1165,7 @@
         <w:rPr>
           <w:rFonts w:ascii="Arial Narrow" w:eastAsiaTheme="minorHAnsi" w:hAnsi="Arial Narrow" w:cs="Arial"/>
         </w:rPr>
-        <w:t>Directiva Nº 001-2008/TRI-INDECOPI</w:t>
+        <w:t>Directiva 001-2008/TRI-INDECOPI</w:t>
       </w:r>
       <w:r>
         <w:rPr>
@@ -1543,7 +1543,7 @@
           <w:bCs/>
           <w:color w:val="000000"/>
         </w:rPr>
-        <w:t> Protección al Consumidor N° 1</w:t>
+        <w:t> Protección al Consumidor 1</w:t>
       </w:r>
     </w:p>
     <w:p>
@@ -2035,7 +2035,7 @@
           <w:sz w:val="14"/>
           <w:szCs w:val="14"/>
         </w:rPr>
-        <w:t xml:space="preserve">               </w:t>
+        <w:t xml:space="preserve"> </w:t>
       </w:r>
       <w:r>
         <w:rPr>
@@ -2231,7 +2231,7 @@
           <w:sz w:val="14"/>
           <w:szCs w:val="14"/>
         </w:rPr>
-        <w:t xml:space="preserve">  </w:t>
+        <w:t xml:space="preserve"> </w:t>
       </w:r>
       <w:r>
         <w:rPr>
@@ -2239,7 +2239,7 @@
           <w:sz w:val="14"/>
           <w:szCs w:val="14"/>
         </w:rPr>
-        <w:t xml:space="preserve">        </w:t>
+        <w:t xml:space="preserve"> </w:t>
       </w:r>
       <w:r>
         <w:rPr>
@@ -2256,7 +2256,7 @@
           <w:sz w:val="14"/>
           <w:szCs w:val="14"/>
         </w:rPr>
-        <w:t>DIRECTIVA Nº 001-2008-TRI-INDECOPI, APRUEBAN DIRECTIVA SOBRE CONFIDENCIALIDAD DE LA INFORMACIÓN EN LOS PROCEDIMIENTOS SEGUIDOS POR LOS ÓRGANOS FUNCIONALES DEL INDECOPI, publicada el 16 de abril de 2008</w:t>
+        <w:t>DIRECTIVA 001-2008-TRI-INDECOPI, APRUEBAN DIRECTIVA SOBRE CONFIDENCIALIDAD DE LA INFORMACIÓN EN LOS PROCEDIMIENTOS SEGUIDOS POR LOS ÓRGANOS FUNCIONALES DEL INDECOPI, publicada el 16 de abril de 2008</w:t>
       </w:r>
     </w:p>
     <w:p>
@@ -2436,7 +2436,7 @@
           <w:sz w:val="14"/>
           <w:szCs w:val="14"/>
         </w:rPr>
-        <w:t xml:space="preserve">               </w:t>
+        <w:t xml:space="preserve"> </w:t>
       </w:r>
       <w:r>
         <w:rPr>
@@ -2444,7 +2444,7 @@
           <w:sz w:val="14"/>
           <w:szCs w:val="14"/>
         </w:rPr>
-        <w:t xml:space="preserve">  </w:t>
+        <w:t xml:space="preserve"> </w:t>
       </w:r>
       <w:r>
         <w:rPr>
@@ -2494,7 +2494,7 @@
           <w:sz w:val="14"/>
           <w:szCs w:val="14"/>
         </w:rPr>
-        <w:t xml:space="preserve">          </w:t>
+        <w:t xml:space="preserve"> </w:t>
       </w:r>
       <w:r>
         <w:rPr>
@@ -2512,7 +2512,7 @@
           <w:sz w:val="14"/>
           <w:szCs w:val="14"/>
         </w:rPr>
-        <w:t>Directiva Nº 001-2025-GEG/INDECOPI, Directiva que regula la tramitación del expediente electrónico del Instituto Nacional de Defensa de la Competencia y de la Protección de la Propiedad Intelectual</w:t>
+        <w:t>Directiva 001-2025-GEG/INDECOPI, Directiva que regula la tramitación del expediente electrónico del Instituto Nacional de Defensa de la Competencia y de la Protección de la Propiedad Intelectual</w:t>
       </w:r>
       <w:r>
         <w:rPr>
@@ -2665,7 +2665,7 @@
           <w:sz w:val="16"/>
           <w:szCs w:val="16"/>
         </w:rPr>
-        <w:t xml:space="preserve">  </w:t>
+        <w:t xml:space="preserve"> </w:t>
       </w:r>
       <w:r>
         <w:rPr>
@@ -2673,7 +2673,7 @@
           <w:sz w:val="16"/>
           <w:szCs w:val="16"/>
         </w:rPr>
-        <w:t xml:space="preserve">    </w:t>
+        <w:t xml:space="preserve"> </w:t>
       </w:r>
       <w:r>
         <w:rPr>
@@ -2690,7 +2690,7 @@
           <w:sz w:val="14"/>
           <w:szCs w:val="14"/>
         </w:rPr>
-        <w:t>DIRECTIVA Nº 001-2008-TRI-INDECOPI, APRUEBAN DIRECTIVA SOBRE CONFIDENCIALIDAD DE LA INFORMACIÓN EN LOS PROCEDIMIENTOS SEGUIDOS POR LOS ÓRGANOS FUNCIONALES DEL INDECOPI, publicada el 16 de abril de 2008</w:t>
+        <w:t>DIRECTIVA 001-2008-TRI-INDECOPI, APRUEBAN DIRECTIVA SOBRE CONFIDENCIALIDAD DE LA INFORMACIÓN EN LOS PROCEDIMIENTOS SEGUIDOS POR LOS ÓRGANOS FUNCIONALES DEL INDECOPI, publicada el 16 de abril de 2008</w:t>
       </w:r>
     </w:p>
     <w:p>
@@ -2870,7 +2870,7 @@
           <w:sz w:val="14"/>
           <w:szCs w:val="14"/>
         </w:rPr>
-        <w:t xml:space="preserve">              </w:t>
+        <w:t xml:space="preserve"> </w:t>
       </w:r>
       <w:r>
         <w:rPr>
@@ -2878,7 +2878,7 @@
           <w:sz w:val="14"/>
           <w:szCs w:val="14"/>
         </w:rPr>
-        <w:t xml:space="preserve">  </w:t>
+        <w:t xml:space="preserve"> </w:t>
       </w:r>
       <w:r>
         <w:rPr>
@@ -2886,7 +2886,7 @@
           <w:sz w:val="14"/>
           <w:szCs w:val="14"/>
         </w:rPr>
-        <w:t xml:space="preserve">  e) Señalar el plazo por el cual se solicita el tratamiento confidencial de la información presentada</w:t>
+        <w:t xml:space="preserve"> e) Señalar el plazo por el cual se solicita el tratamiento confidencial de la información presentada</w:t>
       </w:r>
       <w:r>
         <w:rPr>
@@ -3042,7 +3042,7 @@
               <w:sz w:val="16"/>
               <w:szCs w:val="16"/>
             </w:rPr>
-            <w:t xml:space="preserve">SECRETARIA TECNICA DE LA COMISIÓN  </w:t>
+            <w:t xml:space="preserve">SECRETARIA TECNICA DE LA COMISIÓN </w:t>
           </w:r>
         </w:p>
         <w:p>
@@ -3073,7 +3073,7 @@
               <w:sz w:val="16"/>
               <w:szCs w:val="16"/>
             </w:rPr>
-            <w:t xml:space="preserve">DE PROTECCIÓN AL CONSUMIDOR N° 1 </w:t>
+            <w:t xml:space="preserve">DE PROTECCIÓN AL CONSUMIDOR 1 </w:t>
           </w:r>
         </w:p>
         <w:p>

--- a/plantillas_maestras/01_seguro_vehicular/materia_general_asegurativa/2_o_mas_ddos_varios/mujer/TPL_1036_2025_SEGURO_VEHICULAR_MATERIA_GENERAL_ASEGURATIVA_ASEGURADORA_MUJER_R1.docx
+++ b/plantillas_maestras/01_seguro_vehicular/materia_general_asegurativa/2_o_mas_ddos_varios/mujer/TPL_1036_2025_SEGURO_VEHICULAR_MATERIA_GENERAL_ASEGURATIVA_ASEGURADORA_MUJER_R1.docx
@@ -73,7 +73,7 @@
           <w:b/>
           <w:bCs/>
         </w:rPr>
-        <w:t>DENUNCIANTE</w:t>
+        <w:t xml:space="preserve">DENUNCIANTE:[DENUNCIANTE] (SEÑORA [APELLIDO])</w:t>
       </w:r>
       <w:r>
         <w:rPr>
@@ -82,7 +82,7 @@
           <w:bCs/>
         </w:rPr>
         <w:tab/>
-        <w:t>:</w:t>
+        <w:t/>
       </w:r>
       <w:r>
         <w:rPr>
@@ -98,7 +98,7 @@
           <w:b/>
           <w:bCs/>
         </w:rPr>
-        <w:t>SAYURI GEYSI OHASHI NIEVES (SEÑORA OHASHI)</w:t>
+        <w:t/>
       </w:r>
     </w:p>
     <w:p>
@@ -323,38 +323,38 @@
           <w:b/>
           <w:bCs/>
         </w:rPr>
-        <w:t>VISTO:</w:t>
+        <w:t xml:space="preserve">VISTO: el escrito de denuncia del 5 de mayo de 2025, presentado por la señora [APELLIDO].</w:t>
       </w:r>
       <w:r>
         <w:rPr>
           <w:rFonts w:ascii="Arial Narrow" w:hAnsi="Arial Narrow" w:cs="Arial"/>
         </w:rPr>
-        <w:t xml:space="preserve"> el escrito de denuncia del </w:t>
+        <w:t xml:space="preserve"/>
       </w:r>
       <w:r>
         <w:rPr>
           <w:rFonts w:ascii="Arial Narrow" w:hAnsi="Arial Narrow" w:cs="Arial"/>
         </w:rPr>
-        <w:t>5 de mayo de 2025</w:t>
+        <w:t/>
       </w:r>
       <w:r>
         <w:rPr>
           <w:rFonts w:ascii="Arial Narrow" w:hAnsi="Arial Narrow" w:cs="Arial"/>
         </w:rPr>
-        <w:t xml:space="preserve">, presentado por </w:t>
+        <w:t xml:space="preserve"/>
       </w:r>
       <w:r>
         <w:rPr>
           <w:rFonts w:ascii="Arial Narrow" w:eastAsia="Arial Narrow" w:hAnsi="Arial Narrow" w:cs="Arial Narrow"/>
           <w:bCs/>
         </w:rPr>
-        <w:t>la señora Ohashi</w:t>
+        <w:t/>
       </w:r>
       <w:r>
         <w:rPr>
           <w:rFonts w:ascii="Arial Narrow" w:eastAsia="Arial Narrow" w:hAnsi="Arial Narrow" w:cs="Arial Narrow"/>
         </w:rPr>
-        <w:t>.</w:t>
+        <w:t/>
       </w:r>
     </w:p>
     <w:p>
@@ -596,7 +596,7 @@
           <w:szCs w:val="22"/>
           <w:lang w:val="es-ES"/>
         </w:rPr>
-        <w:t xml:space="preserve">que, con fecha </w:t>
+        <w:t xml:space="preserve">que, con fecha 5 de mayo de 2025, la señora [APELLIDO] presentó un escrito mediante el cual consignó como confidencial –a través de la opción que otorga la Mesa de Partes virtual ante la presentación de escritos– el anexo denominado “ANEXOS--.PDF”. </w:t>
       </w:r>
       <w:r>
         <w:rPr>
@@ -606,7 +606,7 @@
           <w:szCs w:val="22"/>
           <w:lang w:val="es-ES" w:eastAsia="es-ES"/>
         </w:rPr>
-        <w:t>5 de mayo de 2025</w:t>
+        <w:t/>
       </w:r>
       <w:r>
         <w:rPr>
@@ -616,7 +616,7 @@
           <w:szCs w:val="22"/>
           <w:lang w:val="es-ES"/>
         </w:rPr>
-        <w:t xml:space="preserve">, </w:t>
+        <w:t xml:space="preserve"/>
       </w:r>
       <w:r>
         <w:rPr>
@@ -626,7 +626,7 @@
           <w:szCs w:val="22"/>
           <w:lang w:val="es-ES" w:eastAsia="es-ES"/>
         </w:rPr>
-        <w:t xml:space="preserve">la señora Ohashi </w:t>
+        <w:t xml:space="preserve"/>
       </w:r>
       <w:r>
         <w:rPr>
@@ -636,7 +636,7 @@
           <w:szCs w:val="22"/>
           <w:lang w:val="es-ES"/>
         </w:rPr>
-        <w:t>presentó un escrito mediante el cual consignó como confidencial –a través de la opción que otorga la Mesa de Partes virtual ante la presentación de escritos– el anexo denominado “</w:t>
+        <w:t/>
       </w:r>
       <w:r>
         <w:rPr>
@@ -647,7 +647,7 @@
           <w:sz w:val="22"/>
           <w:szCs w:val="22"/>
         </w:rPr>
-        <w:t xml:space="preserve">ANEXOS--.PDF”. </w:t>
+        <w:t xml:space="preserve"/>
       </w:r>
     </w:p>
     <w:p>
@@ -853,7 +853,7 @@
           <w:szCs w:val="22"/>
           <w:lang w:val="es-ES" w:eastAsia="es-ES"/>
         </w:rPr>
-        <w:t xml:space="preserve">que, la señora Ohashi tampoco cumplió </w:t>
+        <w:t xml:space="preserve">que, la señora [APELLIDO] tampoco cumplió con lo señalado en la Directiva 001-2008/TRI-INDECOPI, directiva que establece como requisitos de la solicitud de confidencialidad. </w:t>
       </w:r>
       <w:r>
         <w:rPr>
@@ -863,7 +863,7 @@
           <w:szCs w:val="22"/>
           <w:lang w:val="es-ES"/>
         </w:rPr>
-        <w:t xml:space="preserve">con lo señalado en la </w:t>
+        <w:t xml:space="preserve"/>
       </w:r>
       <w:r>
         <w:rPr>
@@ -871,7 +871,7 @@
           <w:sz w:val="22"/>
           <w:szCs w:val="22"/>
         </w:rPr>
-        <w:t>Directiva 001-2008/TRI-INDECOPI</w:t>
+        <w:t/>
       </w:r>
       <w:r>
         <w:rPr>
@@ -888,7 +888,7 @@
           <w:sz w:val="22"/>
           <w:szCs w:val="22"/>
         </w:rPr>
-        <w:t>, directiva que establece como requisitos de la solicitud de confidencialidad</w:t>
+        <w:t/>
       </w:r>
       <w:r>
         <w:rPr>
@@ -896,7 +896,7 @@
           <w:sz w:val="22"/>
           <w:szCs w:val="22"/>
         </w:rPr>
-        <w:t>.</w:t>
+        <w:t/>
       </w:r>
       <w:r>
         <w:rPr>
@@ -904,7 +904,7 @@
           <w:sz w:val="22"/>
           <w:szCs w:val="22"/>
         </w:rPr>
-        <w:t xml:space="preserve"> </w:t>
+        <w:t xml:space="preserve"/>
       </w:r>
     </w:p>
     <w:p>
@@ -1006,7 +1006,7 @@
           <w:bCs/>
           <w:lang w:val="es-ES"/>
         </w:rPr>
-        <w:t xml:space="preserve">PRIMERO: </w:t>
+        <w:t xml:space="preserve">PRIMERO: requerir, de acuerdo a la Directiva 001-2025-GEG/INDECOPI, la señora [DENUNCIANTE] que, en el plazo improrrogable de cuatro (4) días hábiles contado a partir del día siguiente de notificada la presente, cumpla con:</w:t>
       </w:r>
       <w:r>
         <w:rPr>
@@ -1014,7 +1014,7 @@
           <w:rFonts w:ascii="Arial Narrow" w:hAnsi="Arial Narrow" w:cs="Segoe UI"/>
           <w:lang w:val="es-ES"/>
         </w:rPr>
-        <w:t>requerir</w:t>
+        <w:t/>
       </w:r>
       <w:r>
         <w:rPr>
@@ -1022,7 +1022,7 @@
           <w:rFonts w:ascii="Arial Narrow" w:hAnsi="Arial Narrow" w:cs="Segoe UI"/>
           <w:lang w:val="es-ES"/>
         </w:rPr>
-        <w:t>,</w:t>
+        <w:t/>
       </w:r>
       <w:r>
         <w:rPr>
@@ -1030,7 +1030,7 @@
           <w:rFonts w:ascii="Arial Narrow" w:hAnsi="Arial Narrow" w:cs="Segoe UI"/>
           <w:lang w:val="es-ES"/>
         </w:rPr>
-        <w:t xml:space="preserve"> </w:t>
+        <w:t xml:space="preserve"/>
       </w:r>
       <w:r>
         <w:rPr>
@@ -1038,7 +1038,7 @@
           <w:rFonts w:ascii="Arial Narrow" w:hAnsi="Arial Narrow" w:cs="Segoe UI"/>
           <w:lang w:val="es-ES"/>
         </w:rPr>
-        <w:t>de acuerdo a la Directiva 001-2025-GEG/INDECOPI</w:t>
+        <w:t/>
       </w:r>
       <w:r>
         <w:rPr>
@@ -1046,7 +1046,7 @@
           <w:rFonts w:ascii="Arial Narrow" w:hAnsi="Arial Narrow" w:cs="Segoe UI"/>
           <w:lang w:val="es-ES"/>
         </w:rPr>
-        <w:t>,</w:t>
+        <w:t/>
       </w:r>
       <w:r>
         <w:rPr>
@@ -1054,7 +1054,7 @@
           <w:rFonts w:ascii="Arial Narrow" w:hAnsi="Arial Narrow" w:cs="Segoe UI"/>
           <w:lang w:val="es-ES"/>
         </w:rPr>
-        <w:t xml:space="preserve"> </w:t>
+        <w:t xml:space="preserve"/>
       </w:r>
       <w:r>
         <w:rPr>
@@ -1062,7 +1062,7 @@
           <w:rFonts w:ascii="Arial Narrow" w:hAnsi="Arial Narrow" w:cs="Segoe UI"/>
           <w:lang w:val="es-ES"/>
         </w:rPr>
-        <w:t xml:space="preserve">la señora Sayuri Geysi Ohashi Nieves </w:t>
+        <w:t xml:space="preserve"/>
       </w:r>
       <w:r>
         <w:rPr>
@@ -1070,7 +1070,7 @@
           <w:rFonts w:ascii="Arial Narrow" w:hAnsi="Arial Narrow" w:cs="Segoe UI"/>
           <w:lang w:val="es-ES"/>
         </w:rPr>
-        <w:t xml:space="preserve">que, </w:t>
+        <w:t xml:space="preserve"/>
       </w:r>
       <w:r>
         <w:rPr>
@@ -1081,7 +1081,7 @@
           <w:u w:val="single"/>
           <w:lang w:val="es-ES"/>
         </w:rPr>
-        <w:t>en el plazo improrrogable de cuatro (4) días hábiles</w:t>
+        <w:t/>
       </w:r>
       <w:r>
         <w:rPr>
@@ -1089,13 +1089,13 @@
           <w:rFonts w:ascii="Arial Narrow" w:hAnsi="Arial Narrow" w:cs="Segoe UI"/>
           <w:lang w:val="es-ES"/>
         </w:rPr>
-        <w:t xml:space="preserve"> contado a partir del día siguiente de notificada la presente, cumpla con</w:t>
+        <w:t xml:space="preserve"/>
       </w:r>
       <w:r>
         <w:rPr>
           <w:rFonts w:ascii="Arial Narrow" w:hAnsi="Arial Narrow" w:cs="Arial"/>
         </w:rPr>
-        <w:t>:</w:t>
+        <w:t/>
       </w:r>
     </w:p>
     <w:p>
@@ -1324,7 +1324,7 @@
           <w:sz w:val="22"/>
           <w:szCs w:val="22"/>
         </w:rPr>
-        <w:t>SEGUND</w:t>
+        <w:t xml:space="preserve">SEGUNDO: requerir a la señora [DENUNCIANTE] para que, dentro del plazo de dos (2) días hábiles siguientes a la fecha en que reciba la notificación en su bandeja de correo electrónico, efectúe la confirmación de recepción de la notificación remitida por este despacho a su correo electrónico, de conformidad con el segundo párrafo del numeral 4 del artículo 20 del Texto Único Ordenado de la Ley del Procedimiento Administrativo General, aprobado mediante Decreto Supremo 006-2026-JUS, bajo apercibimiento de rehacer el acto de notificación y notificarle conforme al numeral 1 del artículo 20 del citado cuerpo normativo.</w:t>
       </w:r>
       <w:r>
         <w:rPr>
@@ -1334,7 +1334,7 @@
           <w:sz w:val="22"/>
           <w:szCs w:val="22"/>
         </w:rPr>
-        <w:t>O</w:t>
+        <w:t/>
       </w:r>
       <w:r>
         <w:rPr>
@@ -1344,7 +1344,7 @@
           <w:sz w:val="22"/>
           <w:szCs w:val="22"/>
         </w:rPr>
-        <w:t xml:space="preserve">: </w:t>
+        <w:t xml:space="preserve"/>
       </w:r>
       <w:r>
         <w:rPr>
@@ -1352,7 +1352,7 @@
           <w:sz w:val="22"/>
           <w:szCs w:val="22"/>
         </w:rPr>
-        <w:t xml:space="preserve">requerir </w:t>
+        <w:t xml:space="preserve"/>
       </w:r>
       <w:r>
         <w:rPr>
@@ -1362,7 +1362,7 @@
           <w:szCs w:val="22"/>
           <w:lang w:val="es-ES"/>
         </w:rPr>
-        <w:t xml:space="preserve">a la señora </w:t>
+        <w:t xml:space="preserve"/>
       </w:r>
       <w:r>
         <w:rPr>
@@ -1370,7 +1370,7 @@
           <w:sz w:val="22"/>
           <w:szCs w:val="22"/>
         </w:rPr>
-        <w:t xml:space="preserve">Sayuri Geysi Ohashi Nieves </w:t>
+        <w:t xml:space="preserve"/>
       </w:r>
       <w:r>
         <w:rPr>
@@ -1378,7 +1378,7 @@
           <w:sz w:val="22"/>
           <w:szCs w:val="22"/>
         </w:rPr>
-        <w:t>para que, dentro del plazo de dos (2) días hábiles siguientes a la fecha en que reciba la notificación en su bandeja de correo electrónico, efectúe la confirmación de recepción de la notificación remitida por este despacho a su correo electrónico, de conformidad con el segundo párrafo del numeral 4 del artículo 20 del Texto Único Ordenado de la Ley del Procedimiento Administrativo General, aprobado mediante Decreto Supremo 006-2026-JUS, bajo apercibimiento de rehacer el acto de notificación y notificarle conforme al numeral 1 del artículo 20 del citado cuerpo normativo.</w:t>
+        <w:t/>
       </w:r>
     </w:p>
     <w:p>
